--- a/resumes/parcours-ide-mer-2025.docx
+++ b/resumes/parcours-ide-mer-2025.docx
@@ -340,6 +340,123 @@
       </w:r>
     </w:p>
     <w:p>
+      <w:pPr>
+        <w:pStyle w:val="Heading2"/>
+      </w:pPr>
+      <w:r>
+        <w:rPr>
+          <w:b w:val="0"/>
+          <w:i w:val="0"/>
+        </w:rPr>
+        <w:t xml:space="preserve">Suivi de l'accord </w:t>
+      </w:r>
+      <w:r>
+        <w:rPr>
+          <w:b w:val="0"/>
+          <w:i/>
+          <w:color w:val="5B6578"/>
+        </w:rPr>
+        <w:t>(Art. 4)</w:t>
+      </w:r>
+    </w:p>
+    <w:p>
+      <w:pPr>
+        <w:pStyle w:val="ListBullet"/>
+      </w:pPr>
+      <w:r>
+        <w:rPr>
+          <w:b w:val="0"/>
+          <w:i w:val="0"/>
+        </w:rPr>
+        <w:t xml:space="preserve">Accord conclu pour une </w:t>
+      </w:r>
+      <w:r>
+        <w:rPr>
+          <w:b/>
+          <w:i w:val="0"/>
+        </w:rPr>
+        <w:t>durée indéterminée</w:t>
+      </w:r>
+      <w:r>
+        <w:rPr>
+          <w:b w:val="0"/>
+          <w:i w:val="0"/>
+        </w:rPr>
+        <w:t xml:space="preserve">, entré en vigueur le 1er mai 2025 </w:t>
+      </w:r>
+      <w:r>
+        <w:rPr>
+          <w:b w:val="0"/>
+          <w:i/>
+          <w:color w:val="5B6578"/>
+        </w:rPr>
+        <w:t>(Art. 4.1)</w:t>
+      </w:r>
+    </w:p>
+    <w:p>
+      <w:pPr>
+        <w:pStyle w:val="ListBullet"/>
+      </w:pPr>
+      <w:r>
+        <w:rPr>
+          <w:b w:val="0"/>
+          <w:i w:val="0"/>
+        </w:rPr>
+        <w:t xml:space="preserve">Révision possible à la demande d'une organisation syndicale représentative ou de la Direction </w:t>
+      </w:r>
+      <w:r>
+        <w:rPr>
+          <w:b w:val="0"/>
+          <w:i/>
+          <w:color w:val="5B6578"/>
+        </w:rPr>
+        <w:t>(Art. 4.2)</w:t>
+      </w:r>
+      <w:r>
+        <w:rPr>
+          <w:b w:val="0"/>
+          <w:i w:val="0"/>
+        </w:rPr>
+        <w:t xml:space="preserve"> ; dénonciation possible par lettre recommandée, l'accord restant applicable jusqu'au dernier jour des mandats CSE en cours </w:t>
+      </w:r>
+      <w:r>
+        <w:rPr>
+          <w:b w:val="0"/>
+          <w:i/>
+          <w:color w:val="5B6578"/>
+        </w:rPr>
+        <w:t>(Art. 4.3)</w:t>
+      </w:r>
+    </w:p>
+    <w:p>
+      <w:pPr>
+        <w:pStyle w:val="ListBullet"/>
+      </w:pPr>
+      <w:r>
+        <w:rPr>
+          <w:b/>
+          <w:i w:val="0"/>
+        </w:rPr>
+        <w:t>Aucune commission de suivi ni bilan périodique spécifique</w:t>
+      </w:r>
+      <w:r>
+        <w:rPr>
+          <w:b w:val="0"/>
+          <w:i w:val="0"/>
+        </w:rPr>
+        <w:t xml:space="preserve"> n'est prévu par l'accord.</w:t>
+      </w:r>
+    </w:p>
+    <w:p>
+      <w:r>
+        <w:rPr>
+          <w:color w:val="5B6578"/>
+          <w:sz w:val="16"/>
+        </w:rPr>
+        <w:t>────────────────────────────────────────</w:t>
+      </w:r>
+    </w:p>
+    <w:p>
       <w:r>
         <w:rPr>
           <w:b w:val="0"/>
@@ -347,6 +464,32 @@
           <w:color w:val="5B6578"/>
         </w:rPr>
         <w:t>Source : Accord parcours IDE et MER (28/03/2025), signé CGT-FO, Sud Santé-Sociaux, CFE-CGC.</w:t>
+      </w:r>
+    </w:p>
+    <w:p>
+      <w:r>
+        <w:rPr>
+          <w:b w:val="0"/>
+          <w:i/>
+          <w:color w:val="5B6578"/>
+        </w:rPr>
+        <w:t xml:space="preserve">Les références entre parenthèses renvoient aux articles de l'accord. Seul le texte intégral fait référence : </w:t>
+      </w:r>
+      <w:r>
+        <w:rPr>
+          <w:b w:val="0"/>
+          <w:i/>
+          <w:color w:val="5B6578"/>
+        </w:rPr>
+        <w:t>accord complet (PDF)</w:t>
+      </w:r>
+      <w:r>
+        <w:rPr>
+          <w:b w:val="0"/>
+          <w:i/>
+          <w:color w:val="5B6578"/>
+        </w:rPr>
+        <w:t>.</w:t>
       </w:r>
     </w:p>
     <w:sectPr>
